--- a/13. ArrayMatrixManipulation/81 Array - Merge Sorted Array (In-place from End).docx
+++ b/13. ArrayMatrixManipulation/81 Array - Merge Sorted Array (In-place from End).docx
@@ -103,10 +103,7 @@
         </w:rPr>
         <w:t>:</w:t>
       </w:r>
-    </w:p>
-    <w:p>
-      <w:pPr>
-        <w:spacing w:after="0" w:line="240" w:lineRule="auto"/>
+      <w:r>
         <w:rPr>
           <w:rFonts w:ascii="Arial" w:eastAsia="Times New Roman" w:hAnsi="Arial" w:cs="Arial"/>
           <w:b/>
@@ -118,8 +115,12 @@
           <w:lang w:eastAsia="en-IN"/>
           <w14:ligatures w14:val="none"/>
         </w:rPr>
-      </w:pPr>
-      <w:r>
+        <w:t xml:space="preserve"> TC:O(M+N) SC : O(M+N)</w:t>
+      </w:r>
+    </w:p>
+    <w:p>
+      <w:pPr>
+        <w:spacing w:after="0" w:line="240" w:lineRule="auto"/>
         <w:rPr>
           <w:rFonts w:ascii="Arial" w:eastAsia="Times New Roman" w:hAnsi="Arial" w:cs="Arial"/>
           <w:b/>
@@ -131,6 +132,19 @@
           <w:lang w:eastAsia="en-IN"/>
           <w14:ligatures w14:val="none"/>
         </w:rPr>
+      </w:pPr>
+      <w:r>
+        <w:rPr>
+          <w:rFonts w:ascii="Arial" w:eastAsia="Times New Roman" w:hAnsi="Arial" w:cs="Arial"/>
+          <w:b/>
+          <w:bCs/>
+          <w:color w:val="000000"/>
+          <w:kern w:val="0"/>
+          <w:sz w:val="20"/>
+          <w:szCs w:val="20"/>
+          <w:lang w:eastAsia="en-IN"/>
+          <w14:ligatures w14:val="none"/>
+        </w:rPr>
         <w:t xml:space="preserve">-&gt;using two pointer put the value in a third array by comparing both nums1 and nums2 as it is sorted </w:t>
       </w:r>
     </w:p>
@@ -413,9 +427,139 @@
           <w:bCs/>
         </w:rPr>
         <w:lastRenderedPageBreak/>
-        <w:t>APP2:OPTIMAL</w:t>
-      </w:r>
-    </w:p>
+        <w:t>APP2:</w:t>
+      </w:r>
+      <w:r>
+        <w:rPr>
+          <w:b/>
+          <w:bCs/>
+        </w:rPr>
+        <w:t xml:space="preserve"> TC: O(M+N) SC:O(1)</w:t>
+      </w:r>
+    </w:p>
+    <w:p>
+      <w:r>
+        <w:t>class Solution {</w:t>
+      </w:r>
+    </w:p>
+    <w:p>
+      <w:r>
+        <w:t>    public void merge(int[] nums1, int m, int[] nums2, int n) {</w:t>
+      </w:r>
+    </w:p>
+    <w:p>
+      <w:r>
+        <w:t xml:space="preserve">        int </w:t>
+      </w:r>
+      <w:proofErr w:type="spellStart"/>
+      <w:r>
+        <w:t>i</w:t>
+      </w:r>
+      <w:proofErr w:type="spellEnd"/>
+      <w:r>
+        <w:t xml:space="preserve"> = m-1 , j = n-1;</w:t>
+      </w:r>
+    </w:p>
+    <w:p>
+      <w:r>
+        <w:t>        int k = m+n-1;</w:t>
+      </w:r>
+    </w:p>
+    <w:p/>
+    <w:p>
+      <w:r>
+        <w:t>        while(</w:t>
+      </w:r>
+      <w:proofErr w:type="spellStart"/>
+      <w:r>
+        <w:t>i</w:t>
+      </w:r>
+      <w:proofErr w:type="spellEnd"/>
+      <w:r>
+        <w:t>&gt;=0 &amp;&amp; j&gt;=0)</w:t>
+      </w:r>
+    </w:p>
+    <w:p>
+      <w:r>
+        <w:t>        {</w:t>
+      </w:r>
+    </w:p>
+    <w:p>
+      <w:r>
+        <w:t>            if(nums1[</w:t>
+      </w:r>
+      <w:proofErr w:type="spellStart"/>
+      <w:r>
+        <w:t>i</w:t>
+      </w:r>
+      <w:proofErr w:type="spellEnd"/>
+      <w:r>
+        <w:t>]&gt;nums2[j])</w:t>
+      </w:r>
+    </w:p>
+    <w:p>
+      <w:r>
+        <w:t>                nums1[k] = nums1[</w:t>
+      </w:r>
+      <w:proofErr w:type="spellStart"/>
+      <w:r>
+        <w:t>i</w:t>
+      </w:r>
+      <w:proofErr w:type="spellEnd"/>
+      <w:r>
+        <w:t>--];</w:t>
+      </w:r>
+    </w:p>
+    <w:p>
+      <w:r>
+        <w:t>            else</w:t>
+      </w:r>
+    </w:p>
+    <w:p>
+      <w:r>
+        <w:t>                nums1[k] = nums2[j--];</w:t>
+      </w:r>
+    </w:p>
+    <w:p>
+      <w:r>
+        <w:t>            k--;</w:t>
+      </w:r>
+    </w:p>
+    <w:p>
+      <w:r>
+        <w:t>        }</w:t>
+      </w:r>
+    </w:p>
+    <w:p/>
+    <w:p>
+      <w:r>
+        <w:t>        while(j &gt;= 0)</w:t>
+      </w:r>
+    </w:p>
+    <w:p>
+      <w:r>
+        <w:t>            nums1[k--] = nums2[j--];  </w:t>
+      </w:r>
+    </w:p>
+    <w:p>
+      <w:r>
+        <w:t>    }</w:t>
+      </w:r>
+    </w:p>
+    <w:p>
+      <w:r>
+        <w:t>}</w:t>
+      </w:r>
+    </w:p>
+    <w:p/>
+    <w:p/>
+    <w:p/>
+    <w:p/>
+    <w:p/>
+    <w:p/>
+    <w:p/>
+    <w:p/>
+    <w:p/>
     <w:p>
       <w:pPr>
         <w:rPr>
@@ -428,6 +572,22 @@
           <w:b/>
           <w:bCs/>
         </w:rPr>
+        <w:lastRenderedPageBreak/>
+        <w:t>APP3: (advanced)</w:t>
+      </w:r>
+    </w:p>
+    <w:p>
+      <w:pPr>
+        <w:rPr>
+          <w:b/>
+          <w:bCs/>
+        </w:rPr>
+      </w:pPr>
+      <w:r>
+        <w:rPr>
+          <w:b/>
+          <w:bCs/>
+        </w:rPr>
         <w:t>-&gt;shell sort</w:t>
       </w:r>
     </w:p>
@@ -485,6 +645,301 @@
     </w:p>
     <w:p>
       <w:r>
+        <w:t>    public void merge(int[] nums1, int m, int[] nums2, int n) {</w:t>
+      </w:r>
+    </w:p>
+    <w:p>
+      <w:r>
+        <w:t xml:space="preserve">        int </w:t>
+      </w:r>
+      <w:proofErr w:type="spellStart"/>
+      <w:r>
+        <w:t>len</w:t>
+      </w:r>
+      <w:proofErr w:type="spellEnd"/>
+      <w:r>
+        <w:t xml:space="preserve"> = </w:t>
+      </w:r>
+      <w:proofErr w:type="spellStart"/>
+      <w:r>
+        <w:t>m+n</w:t>
+      </w:r>
+      <w:proofErr w:type="spellEnd"/>
+      <w:r>
+        <w:t>;</w:t>
+      </w:r>
+    </w:p>
+    <w:p>
+      <w:r>
+        <w:t>        int gap = (</w:t>
+      </w:r>
+      <w:proofErr w:type="spellStart"/>
+      <w:r>
+        <w:t>len</w:t>
+      </w:r>
+      <w:proofErr w:type="spellEnd"/>
+      <w:r>
+        <w:t>/2) +(len%2);</w:t>
+      </w:r>
+    </w:p>
+    <w:p>
+      <w:r>
+        <w:t>        while(gap&gt;0)</w:t>
+      </w:r>
+    </w:p>
+    <w:p>
+      <w:r>
+        <w:t>        {</w:t>
+      </w:r>
+    </w:p>
+    <w:p>
+      <w:r>
+        <w:t>            int left = 0 ;</w:t>
+      </w:r>
+    </w:p>
+    <w:p>
+      <w:r>
+        <w:t>            int right = left +gap;</w:t>
+      </w:r>
+    </w:p>
+    <w:p>
+      <w:r>
+        <w:t>            while(right&lt;</w:t>
+      </w:r>
+      <w:proofErr w:type="spellStart"/>
+      <w:r>
+        <w:t>len</w:t>
+      </w:r>
+      <w:proofErr w:type="spellEnd"/>
+      <w:r>
+        <w:t>)</w:t>
+      </w:r>
+    </w:p>
+    <w:p>
+      <w:r>
+        <w:t>            {</w:t>
+      </w:r>
+    </w:p>
+    <w:p>
+      <w:r>
+        <w:t>                if(left&lt;m &amp;&amp; right&gt;=m)//</w:t>
+      </w:r>
+      <w:r>
+        <w:rPr>
+          <w:b/>
+          <w:bCs/>
+        </w:rPr>
+        <w:t>left in arr1 and right in arr2</w:t>
+      </w:r>
+    </w:p>
+    <w:p>
+      <w:r>
+        <w:t>                {</w:t>
+      </w:r>
+    </w:p>
+    <w:p>
+      <w:r>
+        <w:t>                    if(nums1[left]&gt;nums2[right-m])</w:t>
+      </w:r>
+    </w:p>
+    <w:p>
+      <w:r>
+        <w:t>                    swap(nums1,nums2,left,right-m);</w:t>
+      </w:r>
+    </w:p>
+    <w:p>
+      <w:r>
+        <w:t>                }</w:t>
+      </w:r>
+    </w:p>
+    <w:p>
+      <w:r>
+        <w:t>                else if(left&gt;=m)//</w:t>
+      </w:r>
+      <w:r>
+        <w:rPr>
+          <w:b/>
+          <w:bCs/>
+        </w:rPr>
+        <w:t>left and right in arr2</w:t>
+      </w:r>
+    </w:p>
+    <w:p>
+      <w:r>
+        <w:t>                {</w:t>
+      </w:r>
+    </w:p>
+    <w:p>
+      <w:r>
+        <w:t>                    if(nums2[left-m]&gt;nums2[right-m])</w:t>
+      </w:r>
+    </w:p>
+    <w:p>
+      <w:r>
+        <w:t>                    swap(nums2,nums2,left-m,right-m);</w:t>
+      </w:r>
+    </w:p>
+    <w:p>
+      <w:r>
+        <w:t>                }</w:t>
+      </w:r>
+    </w:p>
+    <w:p>
+      <w:r>
+        <w:t>                else</w:t>
+      </w:r>
+    </w:p>
+    <w:p>
+      <w:r>
+        <w:t>                {</w:t>
+      </w:r>
+    </w:p>
+    <w:p>
+      <w:r>
+        <w:t>                    if(nums1[left]&gt;nums1[right])</w:t>
+      </w:r>
+    </w:p>
+    <w:p>
+      <w:r>
+        <w:t xml:space="preserve">                    swap(nums1,nums1,left ,right);// </w:t>
+      </w:r>
+      <w:r>
+        <w:rPr>
+          <w:b/>
+          <w:bCs/>
+        </w:rPr>
+        <w:t>in arr1</w:t>
+      </w:r>
+    </w:p>
+    <w:p>
+      <w:r>
+        <w:t>                }</w:t>
+      </w:r>
+    </w:p>
+    <w:p>
+      <w:r>
+        <w:lastRenderedPageBreak/>
+        <w:t>                left++;</w:t>
+      </w:r>
+    </w:p>
+    <w:p>
+      <w:r>
+        <w:t>            right++;</w:t>
+      </w:r>
+    </w:p>
+    <w:p>
+      <w:r>
+        <w:t>            }</w:t>
+      </w:r>
+    </w:p>
+    <w:p>
+      <w:r>
+        <w:t>            gap = (gap == 1) ? 0 : (gap / 2 + gap % 2);</w:t>
+      </w:r>
+      <w:r>
+        <w:t>//</w:t>
+      </w:r>
+      <w:r>
+        <w:rPr>
+          <w:b/>
+          <w:bCs/>
+        </w:rPr>
+        <w:t>updating gap</w:t>
+      </w:r>
+      <w:r>
+        <w:t xml:space="preserve">   </w:t>
+      </w:r>
+    </w:p>
+    <w:p>
+      <w:r>
+        <w:t>        }</w:t>
+      </w:r>
+    </w:p>
+    <w:p>
+      <w:r>
+        <w:t xml:space="preserve">        for (int </w:t>
+      </w:r>
+      <w:proofErr w:type="spellStart"/>
+      <w:r>
+        <w:t>i</w:t>
+      </w:r>
+      <w:proofErr w:type="spellEnd"/>
+      <w:r>
+        <w:t xml:space="preserve"> = 0; </w:t>
+      </w:r>
+      <w:proofErr w:type="spellStart"/>
+      <w:r>
+        <w:t>i</w:t>
+      </w:r>
+      <w:proofErr w:type="spellEnd"/>
+      <w:r>
+        <w:t xml:space="preserve"> &lt; n; </w:t>
+      </w:r>
+      <w:proofErr w:type="spellStart"/>
+      <w:r>
+        <w:t>i</w:t>
+      </w:r>
+      <w:proofErr w:type="spellEnd"/>
+      <w:r>
+        <w:t>++) {</w:t>
+      </w:r>
+    </w:p>
+    <w:p>
+      <w:pPr>
+        <w:rPr>
+          <w:b/>
+          <w:bCs/>
+        </w:rPr>
+      </w:pPr>
+      <w:r>
+        <w:t xml:space="preserve">            nums1[m + </w:t>
+      </w:r>
+      <w:proofErr w:type="spellStart"/>
+      <w:r>
+        <w:t>i</w:t>
+      </w:r>
+      <w:proofErr w:type="spellEnd"/>
+      <w:r>
+        <w:t>] = nums2[</w:t>
+      </w:r>
+      <w:proofErr w:type="spellStart"/>
+      <w:r>
+        <w:t>i</w:t>
+      </w:r>
+      <w:proofErr w:type="spellEnd"/>
+      <w:r>
+        <w:t>];</w:t>
+      </w:r>
+      <w:r>
+        <w:t>//</w:t>
+      </w:r>
+      <w:r>
+        <w:rPr>
+          <w:b/>
+          <w:bCs/>
+        </w:rPr>
+        <w:t>copying sorted nums2 to nums1</w:t>
+      </w:r>
+    </w:p>
+    <w:p>
+      <w:r>
+        <w:t xml:space="preserve">        </w:t>
+      </w:r>
+      <w:r>
+        <w:t>}</w:t>
+      </w:r>
+      <w:r>
+        <w:t xml:space="preserve">    </w:t>
+      </w:r>
+    </w:p>
+    <w:p>
+      <w:r>
+        <w:t>    }</w:t>
+      </w:r>
+    </w:p>
+    <w:p/>
+    <w:p>
+      <w:r>
         <w:t>    void swap(int a[] , int b[] , int x , int y)</w:t>
       </w:r>
     </w:p>
@@ -513,300 +968,7 @@
         <w:t>    }</w:t>
       </w:r>
     </w:p>
-    <w:p>
-      <w:r>
-        <w:t>    public void merge(int[] nums1, int m, int[] nums2, int n) {</w:t>
-      </w:r>
-    </w:p>
-    <w:p>
-      <w:r>
-        <w:t xml:space="preserve">        int </w:t>
-      </w:r>
-      <w:proofErr w:type="spellStart"/>
-      <w:r>
-        <w:t>len</w:t>
-      </w:r>
-      <w:proofErr w:type="spellEnd"/>
-      <w:r>
-        <w:t xml:space="preserve"> = </w:t>
-      </w:r>
-      <w:proofErr w:type="spellStart"/>
-      <w:r>
-        <w:t>m+n</w:t>
-      </w:r>
-      <w:proofErr w:type="spellEnd"/>
-      <w:r>
-        <w:t>;</w:t>
-      </w:r>
-    </w:p>
-    <w:p>
-      <w:r>
-        <w:t>        int gap = (</w:t>
-      </w:r>
-      <w:proofErr w:type="spellStart"/>
-      <w:r>
-        <w:t>len</w:t>
-      </w:r>
-      <w:proofErr w:type="spellEnd"/>
-      <w:r>
-        <w:t>/2) +(len%2);</w:t>
-      </w:r>
-    </w:p>
-    <w:p>
-      <w:r>
-        <w:t>        while(gap&gt;0)</w:t>
-      </w:r>
-    </w:p>
-    <w:p>
-      <w:r>
-        <w:t>        {</w:t>
-      </w:r>
-    </w:p>
-    <w:p>
-      <w:r>
-        <w:t>            int left = 0 ;</w:t>
-      </w:r>
-    </w:p>
-    <w:p>
-      <w:r>
-        <w:t>            int right = left +gap;</w:t>
-      </w:r>
-    </w:p>
-    <w:p>
-      <w:r>
-        <w:t>            while(right&lt;</w:t>
-      </w:r>
-      <w:proofErr w:type="spellStart"/>
-      <w:r>
-        <w:t>len</w:t>
-      </w:r>
-      <w:proofErr w:type="spellEnd"/>
-      <w:r>
-        <w:t>)</w:t>
-      </w:r>
-    </w:p>
-    <w:p>
-      <w:r>
-        <w:t>            {</w:t>
-      </w:r>
-    </w:p>
-    <w:p>
-      <w:r>
-        <w:t>                if(left&lt;m &amp;&amp; right&gt;=m)//</w:t>
-      </w:r>
-      <w:r>
-        <w:rPr>
-          <w:b/>
-          <w:bCs/>
-        </w:rPr>
-        <w:t>left in arr1 and right in arr2</w:t>
-      </w:r>
-    </w:p>
-    <w:p>
-      <w:r>
-        <w:t>                {</w:t>
-      </w:r>
-    </w:p>
-    <w:p>
-      <w:r>
-        <w:t>                    if(nums1[left]&gt;nums2[right-m])</w:t>
-      </w:r>
-    </w:p>
-    <w:p>
-      <w:r>
-        <w:t>                    swap(nums1,nums2,left,right-m);</w:t>
-      </w:r>
-    </w:p>
-    <w:p>
-      <w:r>
-        <w:t>                }</w:t>
-      </w:r>
-    </w:p>
-    <w:p>
-      <w:r>
-        <w:t>                else if(left&gt;=m)//</w:t>
-      </w:r>
-      <w:r>
-        <w:rPr>
-          <w:b/>
-          <w:bCs/>
-        </w:rPr>
-        <w:t>left and right in arr2</w:t>
-      </w:r>
-    </w:p>
-    <w:p>
-      <w:r>
-        <w:t>                {</w:t>
-      </w:r>
-    </w:p>
-    <w:p>
-      <w:r>
-        <w:t>                    if(nums2[left-m]&gt;nums2[right-m])</w:t>
-      </w:r>
-    </w:p>
-    <w:p>
-      <w:r>
-        <w:t>                    swap(nums2,nums2,left-m,right-m);</w:t>
-      </w:r>
-    </w:p>
-    <w:p>
-      <w:r>
-        <w:lastRenderedPageBreak/>
-        <w:t>                }</w:t>
-      </w:r>
-    </w:p>
-    <w:p>
-      <w:r>
-        <w:t>                else</w:t>
-      </w:r>
-    </w:p>
-    <w:p>
-      <w:r>
-        <w:t>                {</w:t>
-      </w:r>
-    </w:p>
-    <w:p>
-      <w:r>
-        <w:t>                    if(nums1[left]&gt;nums1[right])</w:t>
-      </w:r>
-    </w:p>
-    <w:p>
-      <w:r>
-        <w:t xml:space="preserve">                    swap(nums1,nums1,left ,right);// </w:t>
-      </w:r>
-      <w:r>
-        <w:rPr>
-          <w:b/>
-          <w:bCs/>
-        </w:rPr>
-        <w:t>in arr1</w:t>
-      </w:r>
-    </w:p>
-    <w:p>
-      <w:r>
-        <w:t>                }</w:t>
-      </w:r>
-    </w:p>
-    <w:p>
-      <w:r>
-        <w:t>                left++;</w:t>
-      </w:r>
-    </w:p>
-    <w:p>
-      <w:r>
-        <w:t>            right++;</w:t>
-      </w:r>
-    </w:p>
-    <w:p>
-      <w:r>
-        <w:t>            }</w:t>
-      </w:r>
-    </w:p>
-    <w:p>
-      <w:r>
-        <w:t>            gap = (gap == 1) ? 0 : (gap / 2 + gap % 2);</w:t>
-      </w:r>
-      <w:r>
-        <w:t>//</w:t>
-      </w:r>
-      <w:r>
-        <w:rPr>
-          <w:b/>
-          <w:bCs/>
-        </w:rPr>
-        <w:t>updating gap</w:t>
-      </w:r>
-      <w:r>
-        <w:t xml:space="preserve">   </w:t>
-      </w:r>
-    </w:p>
-    <w:p>
-      <w:r>
-        <w:t>        }</w:t>
-      </w:r>
-    </w:p>
-    <w:p>
-      <w:r>
-        <w:t xml:space="preserve">        for (int </w:t>
-      </w:r>
-      <w:proofErr w:type="spellStart"/>
-      <w:r>
-        <w:t>i</w:t>
-      </w:r>
-      <w:proofErr w:type="spellEnd"/>
-      <w:r>
-        <w:t xml:space="preserve"> = 0; </w:t>
-      </w:r>
-      <w:proofErr w:type="spellStart"/>
-      <w:r>
-        <w:t>i</w:t>
-      </w:r>
-      <w:proofErr w:type="spellEnd"/>
-      <w:r>
-        <w:t xml:space="preserve"> &lt; n; </w:t>
-      </w:r>
-      <w:proofErr w:type="spellStart"/>
-      <w:r>
-        <w:t>i</w:t>
-      </w:r>
-      <w:proofErr w:type="spellEnd"/>
-      <w:r>
-        <w:t>++) {</w:t>
-      </w:r>
-    </w:p>
-    <w:p>
-      <w:pPr>
-        <w:rPr>
-          <w:b/>
-          <w:bCs/>
-        </w:rPr>
-      </w:pPr>
-      <w:r>
-        <w:t xml:space="preserve">            nums1[m + </w:t>
-      </w:r>
-      <w:proofErr w:type="spellStart"/>
-      <w:r>
-        <w:t>i</w:t>
-      </w:r>
-      <w:proofErr w:type="spellEnd"/>
-      <w:r>
-        <w:t>] = nums2[</w:t>
-      </w:r>
-      <w:proofErr w:type="spellStart"/>
-      <w:r>
-        <w:t>i</w:t>
-      </w:r>
-      <w:proofErr w:type="spellEnd"/>
-      <w:r>
-        <w:t>];</w:t>
-      </w:r>
-      <w:r>
-        <w:t>//</w:t>
-      </w:r>
-      <w:r>
-        <w:rPr>
-          <w:b/>
-          <w:bCs/>
-        </w:rPr>
-        <w:t>copying sorted nums2 to nums1</w:t>
-      </w:r>
-    </w:p>
-    <w:p>
-      <w:r>
-        <w:t xml:space="preserve">        </w:t>
-      </w:r>
-      <w:r>
-        <w:t>}</w:t>
-      </w:r>
-      <w:r>
-        <w:t xml:space="preserve">    </w:t>
-      </w:r>
-    </w:p>
-    <w:p>
-      <w:r>
-        <w:t>    }</w:t>
-      </w:r>
-    </w:p>
+    <w:p/>
     <w:p>
       <w:r>
         <w:t>}</w:t>

--- a/13. ArrayMatrixManipulation/81 Array - Merge Sorted Array (In-place from End).docx
+++ b/13. ArrayMatrixManipulation/81 Array - Merge Sorted Array (In-place from End).docx
@@ -4,28 +4,24 @@
   <w:body>
     <w:p>
       <w:pPr>
-        <w:spacing w:after="0" w:line="240" w:lineRule="auto"/>
-        <w:rPr>
-          <w:rFonts w:ascii="Arial" w:eastAsia="Times New Roman" w:hAnsi="Arial" w:cs="Arial"/>
+        <w:spacing w:after="0" w:line="360" w:lineRule="auto"/>
+        <w:rPr>
+          <w:rFonts w:eastAsia="Times New Roman" w:cstheme="minorHAnsi"/>
           <w:b/>
           <w:bCs/>
           <w:color w:val="000000"/>
           <w:kern w:val="0"/>
-          <w:sz w:val="20"/>
-          <w:szCs w:val="20"/>
           <w:lang w:eastAsia="en-IN"/>
           <w14:ligatures w14:val="none"/>
         </w:rPr>
       </w:pPr>
       <w:r>
         <w:rPr>
-          <w:rFonts w:ascii="Arial" w:eastAsia="Times New Roman" w:hAnsi="Arial" w:cs="Arial"/>
+          <w:rFonts w:eastAsia="Times New Roman" w:cstheme="minorHAnsi"/>
           <w:b/>
           <w:bCs/>
           <w:color w:val="000000"/>
           <w:kern w:val="0"/>
-          <w:sz w:val="20"/>
-          <w:szCs w:val="20"/>
           <w:lang w:eastAsia="en-IN"/>
           <w14:ligatures w14:val="none"/>
         </w:rPr>
@@ -33,13 +29,11 @@
       </w:r>
       <w:r>
         <w:rPr>
-          <w:rFonts w:ascii="Arial" w:eastAsia="Times New Roman" w:hAnsi="Arial" w:cs="Arial"/>
+          <w:rFonts w:eastAsia="Times New Roman" w:cstheme="minorHAnsi"/>
           <w:b/>
           <w:bCs/>
           <w:color w:val="000000"/>
           <w:kern w:val="0"/>
-          <w:sz w:val="20"/>
-          <w:szCs w:val="20"/>
           <w:lang w:eastAsia="en-IN"/>
           <w14:ligatures w14:val="none"/>
         </w:rPr>
@@ -48,28 +42,24 @@
     </w:p>
     <w:p>
       <w:pPr>
-        <w:spacing w:after="0" w:line="240" w:lineRule="auto"/>
-        <w:rPr>
-          <w:rFonts w:ascii="Arial" w:eastAsia="Times New Roman" w:hAnsi="Arial" w:cs="Arial"/>
+        <w:spacing w:after="0" w:line="360" w:lineRule="auto"/>
+        <w:rPr>
+          <w:rFonts w:eastAsia="Times New Roman" w:cstheme="minorHAnsi"/>
           <w:b/>
           <w:bCs/>
           <w:color w:val="000000"/>
           <w:kern w:val="0"/>
-          <w:sz w:val="20"/>
-          <w:szCs w:val="20"/>
           <w:lang w:eastAsia="en-IN"/>
           <w14:ligatures w14:val="none"/>
         </w:rPr>
       </w:pPr>
       <w:r>
         <w:rPr>
-          <w:rFonts w:ascii="Arial" w:eastAsia="Times New Roman" w:hAnsi="Arial" w:cs="Arial"/>
+          <w:rFonts w:eastAsia="Times New Roman" w:cstheme="minorHAnsi"/>
           <w:b/>
           <w:bCs/>
           <w:color w:val="000000"/>
           <w:kern w:val="0"/>
-          <w:sz w:val="20"/>
-          <w:szCs w:val="20"/>
           <w:lang w:eastAsia="en-IN"/>
           <w14:ligatures w14:val="none"/>
         </w:rPr>
@@ -77,13 +67,11 @@
       </w:r>
       <w:r>
         <w:rPr>
-          <w:rFonts w:ascii="Arial" w:eastAsia="Times New Roman" w:hAnsi="Arial" w:cs="Arial"/>
+          <w:rFonts w:eastAsia="Times New Roman" w:cstheme="minorHAnsi"/>
           <w:b/>
           <w:bCs/>
           <w:color w:val="000000"/>
           <w:kern w:val="0"/>
-          <w:sz w:val="20"/>
-          <w:szCs w:val="20"/>
           <w:lang w:eastAsia="en-IN"/>
           <w14:ligatures w14:val="none"/>
         </w:rPr>
@@ -91,13 +79,11 @@
       </w:r>
       <w:r>
         <w:rPr>
-          <w:rFonts w:ascii="Arial" w:eastAsia="Times New Roman" w:hAnsi="Arial" w:cs="Arial"/>
+          <w:rFonts w:eastAsia="Times New Roman" w:cstheme="minorHAnsi"/>
           <w:b/>
           <w:bCs/>
           <w:color w:val="000000"/>
           <w:kern w:val="0"/>
-          <w:sz w:val="20"/>
-          <w:szCs w:val="20"/>
           <w:lang w:eastAsia="en-IN"/>
           <w14:ligatures w14:val="none"/>
         </w:rPr>
@@ -105,13 +91,11 @@
       </w:r>
       <w:r>
         <w:rPr>
-          <w:rFonts w:ascii="Arial" w:eastAsia="Times New Roman" w:hAnsi="Arial" w:cs="Arial"/>
+          <w:rFonts w:eastAsia="Times New Roman" w:cstheme="minorHAnsi"/>
           <w:b/>
           <w:bCs/>
           <w:color w:val="000000"/>
           <w:kern w:val="0"/>
-          <w:sz w:val="20"/>
-          <w:szCs w:val="20"/>
           <w:lang w:eastAsia="en-IN"/>
           <w14:ligatures w14:val="none"/>
         </w:rPr>
@@ -120,28 +104,24 @@
     </w:p>
     <w:p>
       <w:pPr>
-        <w:spacing w:after="0" w:line="240" w:lineRule="auto"/>
-        <w:rPr>
-          <w:rFonts w:ascii="Arial" w:eastAsia="Times New Roman" w:hAnsi="Arial" w:cs="Arial"/>
+        <w:spacing w:after="0" w:line="360" w:lineRule="auto"/>
+        <w:rPr>
+          <w:rFonts w:eastAsia="Times New Roman" w:cstheme="minorHAnsi"/>
           <w:b/>
           <w:bCs/>
           <w:color w:val="000000"/>
           <w:kern w:val="0"/>
-          <w:sz w:val="20"/>
-          <w:szCs w:val="20"/>
           <w:lang w:eastAsia="en-IN"/>
           <w14:ligatures w14:val="none"/>
         </w:rPr>
       </w:pPr>
       <w:r>
         <w:rPr>
-          <w:rFonts w:ascii="Arial" w:eastAsia="Times New Roman" w:hAnsi="Arial" w:cs="Arial"/>
+          <w:rFonts w:eastAsia="Times New Roman" w:cstheme="minorHAnsi"/>
           <w:b/>
           <w:bCs/>
           <w:color w:val="000000"/>
           <w:kern w:val="0"/>
-          <w:sz w:val="20"/>
-          <w:szCs w:val="20"/>
           <w:lang w:eastAsia="en-IN"/>
           <w14:ligatures w14:val="none"/>
         </w:rPr>
@@ -149,288 +129,604 @@
       </w:r>
     </w:p>
     <w:p>
-      <w:r>
+      <w:pPr>
+        <w:spacing w:line="360" w:lineRule="auto"/>
+        <w:rPr>
+          <w:rFonts w:cstheme="minorHAnsi"/>
+        </w:rPr>
+      </w:pPr>
+      <w:r>
+        <w:rPr>
+          <w:rFonts w:cstheme="minorHAnsi"/>
+        </w:rPr>
         <w:t>class Solution {</w:t>
       </w:r>
     </w:p>
     <w:p>
-      <w:r>
+      <w:pPr>
+        <w:spacing w:line="360" w:lineRule="auto"/>
+        <w:rPr>
+          <w:rFonts w:cstheme="minorHAnsi"/>
+        </w:rPr>
+      </w:pPr>
+      <w:r>
+        <w:rPr>
+          <w:rFonts w:cstheme="minorHAnsi"/>
+        </w:rPr>
         <w:t>    public void merge(int[] nums1, int m, int[] nums2, int n) {</w:t>
       </w:r>
     </w:p>
     <w:p>
-      <w:r>
+      <w:pPr>
+        <w:spacing w:line="360" w:lineRule="auto"/>
+        <w:rPr>
+          <w:rFonts w:cstheme="minorHAnsi"/>
+        </w:rPr>
+      </w:pPr>
+      <w:r>
+        <w:rPr>
+          <w:rFonts w:cstheme="minorHAnsi"/>
+        </w:rPr>
         <w:t xml:space="preserve">        int </w:t>
       </w:r>
       <w:proofErr w:type="spellStart"/>
       <w:r>
+        <w:rPr>
+          <w:rFonts w:cstheme="minorHAnsi"/>
+        </w:rPr>
         <w:t>arr</w:t>
       </w:r>
       <w:proofErr w:type="spellEnd"/>
       <w:r>
+        <w:rPr>
+          <w:rFonts w:cstheme="minorHAnsi"/>
+        </w:rPr>
         <w:t>[] = new int[</w:t>
       </w:r>
       <w:proofErr w:type="spellStart"/>
       <w:r>
+        <w:rPr>
+          <w:rFonts w:cstheme="minorHAnsi"/>
+        </w:rPr>
         <w:t>m+n</w:t>
       </w:r>
       <w:proofErr w:type="spellEnd"/>
       <w:r>
+        <w:rPr>
+          <w:rFonts w:cstheme="minorHAnsi"/>
+        </w:rPr>
         <w:t>];</w:t>
       </w:r>
     </w:p>
     <w:p>
-      <w:r>
+      <w:pPr>
+        <w:spacing w:line="360" w:lineRule="auto"/>
+        <w:rPr>
+          <w:rFonts w:cstheme="minorHAnsi"/>
+        </w:rPr>
+      </w:pPr>
+      <w:r>
+        <w:rPr>
+          <w:rFonts w:cstheme="minorHAnsi"/>
+        </w:rPr>
         <w:t xml:space="preserve">        int left = 0 , right = 0 , </w:t>
       </w:r>
       <w:proofErr w:type="spellStart"/>
       <w:r>
+        <w:rPr>
+          <w:rFonts w:cstheme="minorHAnsi"/>
+        </w:rPr>
         <w:t>idx</w:t>
       </w:r>
       <w:proofErr w:type="spellEnd"/>
       <w:r>
+        <w:rPr>
+          <w:rFonts w:cstheme="minorHAnsi"/>
+        </w:rPr>
         <w:t xml:space="preserve"> =0;</w:t>
       </w:r>
     </w:p>
     <w:p>
-      <w:r>
+      <w:pPr>
+        <w:spacing w:line="360" w:lineRule="auto"/>
+        <w:rPr>
+          <w:rFonts w:cstheme="minorHAnsi"/>
+        </w:rPr>
+      </w:pPr>
+      <w:r>
+        <w:rPr>
+          <w:rFonts w:cstheme="minorHAnsi"/>
+        </w:rPr>
         <w:t>        while(left&lt;m &amp;&amp; right&lt;n)</w:t>
       </w:r>
     </w:p>
     <w:p>
-      <w:r>
+      <w:pPr>
+        <w:spacing w:line="360" w:lineRule="auto"/>
+        <w:rPr>
+          <w:rFonts w:cstheme="minorHAnsi"/>
+        </w:rPr>
+      </w:pPr>
+      <w:r>
+        <w:rPr>
+          <w:rFonts w:cstheme="minorHAnsi"/>
+        </w:rPr>
         <w:t>        {</w:t>
       </w:r>
     </w:p>
     <w:p>
-      <w:r>
+      <w:pPr>
+        <w:spacing w:line="360" w:lineRule="auto"/>
+        <w:rPr>
+          <w:rFonts w:cstheme="minorHAnsi"/>
+        </w:rPr>
+      </w:pPr>
+      <w:r>
+        <w:rPr>
+          <w:rFonts w:cstheme="minorHAnsi"/>
+        </w:rPr>
         <w:t>            if(nums1[left]&lt;nums2[right])</w:t>
       </w:r>
     </w:p>
     <w:p>
-      <w:r>
+      <w:pPr>
+        <w:spacing w:line="360" w:lineRule="auto"/>
+        <w:rPr>
+          <w:rFonts w:cstheme="minorHAnsi"/>
+        </w:rPr>
+      </w:pPr>
+      <w:r>
+        <w:rPr>
+          <w:rFonts w:cstheme="minorHAnsi"/>
+        </w:rPr>
         <w:t>            {</w:t>
       </w:r>
     </w:p>
     <w:p>
-      <w:r>
+      <w:pPr>
+        <w:spacing w:line="360" w:lineRule="auto"/>
+        <w:rPr>
+          <w:rFonts w:cstheme="minorHAnsi"/>
+        </w:rPr>
+      </w:pPr>
+      <w:r>
+        <w:rPr>
+          <w:rFonts w:cstheme="minorHAnsi"/>
+        </w:rPr>
         <w:t xml:space="preserve">                </w:t>
       </w:r>
       <w:proofErr w:type="spellStart"/>
       <w:r>
+        <w:rPr>
+          <w:rFonts w:cstheme="minorHAnsi"/>
+        </w:rPr>
         <w:t>arr</w:t>
       </w:r>
       <w:proofErr w:type="spellEnd"/>
       <w:r>
+        <w:rPr>
+          <w:rFonts w:cstheme="minorHAnsi"/>
+        </w:rPr>
         <w:t>[</w:t>
       </w:r>
       <w:proofErr w:type="spellStart"/>
       <w:r>
+        <w:rPr>
+          <w:rFonts w:cstheme="minorHAnsi"/>
+        </w:rPr>
         <w:t>idx</w:t>
       </w:r>
       <w:proofErr w:type="spellEnd"/>
       <w:r>
+        <w:rPr>
+          <w:rFonts w:cstheme="minorHAnsi"/>
+        </w:rPr>
         <w:t>++] = nums1[left];</w:t>
       </w:r>
     </w:p>
     <w:p>
-      <w:r>
+      <w:pPr>
+        <w:spacing w:line="360" w:lineRule="auto"/>
+        <w:rPr>
+          <w:rFonts w:cstheme="minorHAnsi"/>
+        </w:rPr>
+      </w:pPr>
+      <w:r>
+        <w:rPr>
+          <w:rFonts w:cstheme="minorHAnsi"/>
+        </w:rPr>
         <w:t xml:space="preserve">                left++; </w:t>
       </w:r>
     </w:p>
     <w:p>
-      <w:r>
+      <w:pPr>
+        <w:spacing w:line="360" w:lineRule="auto"/>
+        <w:rPr>
+          <w:rFonts w:cstheme="minorHAnsi"/>
+        </w:rPr>
+      </w:pPr>
+      <w:r>
+        <w:rPr>
+          <w:rFonts w:cstheme="minorHAnsi"/>
+        </w:rPr>
         <w:t>            }</w:t>
       </w:r>
     </w:p>
     <w:p>
-      <w:r>
-        <w:t>            else</w:t>
-      </w:r>
-    </w:p>
-    <w:p>
-      <w:r>
-        <w:t>            {</w:t>
-      </w:r>
-    </w:p>
-    <w:p>
-      <w:r>
+      <w:pPr>
+        <w:spacing w:line="360" w:lineRule="auto"/>
+        <w:rPr>
+          <w:rFonts w:cstheme="minorHAnsi"/>
+        </w:rPr>
+      </w:pPr>
+      <w:r>
+        <w:rPr>
+          <w:rFonts w:cstheme="minorHAnsi"/>
+        </w:rPr>
+        <w:t xml:space="preserve">            </w:t>
+      </w:r>
+      <w:r>
+        <w:rPr>
+          <w:rFonts w:cstheme="minorHAnsi"/>
+        </w:rPr>
+        <w:t>E</w:t>
+      </w:r>
+      <w:r>
+        <w:rPr>
+          <w:rFonts w:cstheme="minorHAnsi"/>
+        </w:rPr>
+        <w:t>lse</w:t>
+      </w:r>
+      <w:r>
+        <w:rPr>
+          <w:rFonts w:cstheme="minorHAnsi"/>
+        </w:rPr>
+        <w:t>{</w:t>
+      </w:r>
+    </w:p>
+    <w:p>
+      <w:pPr>
+        <w:spacing w:line="360" w:lineRule="auto"/>
+        <w:rPr>
+          <w:rFonts w:cstheme="minorHAnsi"/>
+        </w:rPr>
+      </w:pPr>
+      <w:r>
+        <w:rPr>
+          <w:rFonts w:cstheme="minorHAnsi"/>
+        </w:rPr>
         <w:t xml:space="preserve">                </w:t>
       </w:r>
       <w:proofErr w:type="spellStart"/>
       <w:r>
+        <w:rPr>
+          <w:rFonts w:cstheme="minorHAnsi"/>
+        </w:rPr>
         <w:t>arr</w:t>
       </w:r>
       <w:proofErr w:type="spellEnd"/>
       <w:r>
+        <w:rPr>
+          <w:rFonts w:cstheme="minorHAnsi"/>
+        </w:rPr>
         <w:t>[</w:t>
       </w:r>
       <w:proofErr w:type="spellStart"/>
       <w:r>
+        <w:rPr>
+          <w:rFonts w:cstheme="minorHAnsi"/>
+        </w:rPr>
         <w:t>idx</w:t>
       </w:r>
       <w:proofErr w:type="spellEnd"/>
       <w:r>
+        <w:rPr>
+          <w:rFonts w:cstheme="minorHAnsi"/>
+        </w:rPr>
         <w:t>++] = nums2[right];</w:t>
       </w:r>
     </w:p>
     <w:p>
-      <w:r>
+      <w:pPr>
+        <w:spacing w:line="360" w:lineRule="auto"/>
+        <w:rPr>
+          <w:rFonts w:cstheme="minorHAnsi"/>
+        </w:rPr>
+      </w:pPr>
+      <w:r>
+        <w:rPr>
+          <w:rFonts w:cstheme="minorHAnsi"/>
+        </w:rPr>
         <w:t>                right++;</w:t>
       </w:r>
     </w:p>
     <w:p>
-      <w:r>
+      <w:pPr>
+        <w:spacing w:line="360" w:lineRule="auto"/>
+        <w:rPr>
+          <w:rFonts w:cstheme="minorHAnsi"/>
+        </w:rPr>
+      </w:pPr>
+      <w:r>
+        <w:rPr>
+          <w:rFonts w:cstheme="minorHAnsi"/>
+        </w:rPr>
         <w:t>            }</w:t>
       </w:r>
     </w:p>
     <w:p>
-      <w:r>
+      <w:pPr>
+        <w:spacing w:line="360" w:lineRule="auto"/>
+        <w:rPr>
+          <w:rFonts w:cstheme="minorHAnsi"/>
+        </w:rPr>
+      </w:pPr>
+      <w:r>
+        <w:rPr>
+          <w:rFonts w:cstheme="minorHAnsi"/>
+        </w:rPr>
         <w:t>        }</w:t>
       </w:r>
     </w:p>
     <w:p>
-      <w:r>
+      <w:pPr>
+        <w:spacing w:line="360" w:lineRule="auto"/>
+        <w:rPr>
+          <w:rFonts w:cstheme="minorHAnsi"/>
+        </w:rPr>
+      </w:pPr>
+      <w:r>
+        <w:rPr>
+          <w:rFonts w:cstheme="minorHAnsi"/>
+        </w:rPr>
         <w:t>        while(left&lt;m)</w:t>
       </w:r>
     </w:p>
     <w:p>
-      <w:r>
+      <w:pPr>
+        <w:spacing w:line="360" w:lineRule="auto"/>
+        <w:rPr>
+          <w:rFonts w:cstheme="minorHAnsi"/>
+        </w:rPr>
+      </w:pPr>
+      <w:r>
+        <w:rPr>
+          <w:rFonts w:cstheme="minorHAnsi"/>
+        </w:rPr>
         <w:t xml:space="preserve">            </w:t>
       </w:r>
       <w:proofErr w:type="spellStart"/>
       <w:r>
+        <w:rPr>
+          <w:rFonts w:cstheme="minorHAnsi"/>
+        </w:rPr>
         <w:t>arr</w:t>
       </w:r>
       <w:proofErr w:type="spellEnd"/>
       <w:r>
+        <w:rPr>
+          <w:rFonts w:cstheme="minorHAnsi"/>
+        </w:rPr>
         <w:t>[</w:t>
       </w:r>
       <w:proofErr w:type="spellStart"/>
       <w:r>
+        <w:rPr>
+          <w:rFonts w:cstheme="minorHAnsi"/>
+        </w:rPr>
         <w:t>idx</w:t>
       </w:r>
       <w:proofErr w:type="spellEnd"/>
       <w:r>
+        <w:rPr>
+          <w:rFonts w:cstheme="minorHAnsi"/>
+        </w:rPr>
         <w:t>++] = nums1[left++];</w:t>
       </w:r>
     </w:p>
     <w:p>
-      <w:r>
+      <w:pPr>
+        <w:spacing w:line="360" w:lineRule="auto"/>
+        <w:rPr>
+          <w:rFonts w:cstheme="minorHAnsi"/>
+        </w:rPr>
+      </w:pPr>
+      <w:r>
+        <w:rPr>
+          <w:rFonts w:cstheme="minorHAnsi"/>
+        </w:rPr>
         <w:t>        while(right&lt;n)</w:t>
       </w:r>
     </w:p>
     <w:p>
-      <w:r>
+      <w:pPr>
+        <w:spacing w:line="360" w:lineRule="auto"/>
+        <w:rPr>
+          <w:rFonts w:cstheme="minorHAnsi"/>
+        </w:rPr>
+      </w:pPr>
+      <w:r>
+        <w:rPr>
+          <w:rFonts w:cstheme="minorHAnsi"/>
+        </w:rPr>
         <w:t xml:space="preserve">            </w:t>
       </w:r>
       <w:proofErr w:type="spellStart"/>
       <w:r>
+        <w:rPr>
+          <w:rFonts w:cstheme="minorHAnsi"/>
+        </w:rPr>
         <w:t>arr</w:t>
       </w:r>
       <w:proofErr w:type="spellEnd"/>
       <w:r>
+        <w:rPr>
+          <w:rFonts w:cstheme="minorHAnsi"/>
+        </w:rPr>
         <w:t>[</w:t>
       </w:r>
       <w:proofErr w:type="spellStart"/>
       <w:r>
+        <w:rPr>
+          <w:rFonts w:cstheme="minorHAnsi"/>
+        </w:rPr>
         <w:t>idx</w:t>
       </w:r>
       <w:proofErr w:type="spellEnd"/>
       <w:r>
+        <w:rPr>
+          <w:rFonts w:cstheme="minorHAnsi"/>
+        </w:rPr>
         <w:t>++] =nums2[right++];</w:t>
       </w:r>
     </w:p>
     <w:p>
-      <w:r>
+      <w:pPr>
+        <w:spacing w:line="360" w:lineRule="auto"/>
+        <w:rPr>
+          <w:rFonts w:cstheme="minorHAnsi"/>
+        </w:rPr>
+      </w:pPr>
+      <w:r>
+        <w:rPr>
+          <w:rFonts w:cstheme="minorHAnsi"/>
+        </w:rPr>
+        <w:lastRenderedPageBreak/>
         <w:t xml:space="preserve">        for(int </w:t>
       </w:r>
       <w:proofErr w:type="spellStart"/>
       <w:r>
+        <w:rPr>
+          <w:rFonts w:cstheme="minorHAnsi"/>
+        </w:rPr>
         <w:t>i</w:t>
       </w:r>
       <w:proofErr w:type="spellEnd"/>
       <w:r>
+        <w:rPr>
+          <w:rFonts w:cstheme="minorHAnsi"/>
+        </w:rPr>
         <w:t xml:space="preserve"> = 0 ; </w:t>
       </w:r>
       <w:proofErr w:type="spellStart"/>
       <w:r>
+        <w:rPr>
+          <w:rFonts w:cstheme="minorHAnsi"/>
+        </w:rPr>
         <w:t>i</w:t>
       </w:r>
       <w:proofErr w:type="spellEnd"/>
       <w:r>
+        <w:rPr>
+          <w:rFonts w:cstheme="minorHAnsi"/>
+        </w:rPr>
         <w:t xml:space="preserve">&lt; </w:t>
       </w:r>
       <w:proofErr w:type="spellStart"/>
       <w:r>
+        <w:rPr>
+          <w:rFonts w:cstheme="minorHAnsi"/>
+        </w:rPr>
         <w:t>m+n;i</w:t>
       </w:r>
       <w:proofErr w:type="spellEnd"/>
       <w:r>
+        <w:rPr>
+          <w:rFonts w:cstheme="minorHAnsi"/>
+        </w:rPr>
         <w:t>++)</w:t>
       </w:r>
     </w:p>
     <w:p>
-      <w:r>
-        <w:t>        {</w:t>
-      </w:r>
-    </w:p>
-    <w:p>
-      <w:r>
-        <w:t>            nums1[</w:t>
+      <w:pPr>
+        <w:spacing w:line="360" w:lineRule="auto"/>
+        <w:rPr>
+          <w:rFonts w:cstheme="minorHAnsi"/>
+        </w:rPr>
+      </w:pPr>
+      <w:r>
+        <w:rPr>
+          <w:rFonts w:cstheme="minorHAnsi"/>
+        </w:rPr>
+        <w:t>                    nums1[</w:t>
       </w:r>
       <w:proofErr w:type="spellStart"/>
       <w:r>
+        <w:rPr>
+          <w:rFonts w:cstheme="minorHAnsi"/>
+        </w:rPr>
         <w:t>i</w:t>
       </w:r>
       <w:proofErr w:type="spellEnd"/>
       <w:r>
+        <w:rPr>
+          <w:rFonts w:cstheme="minorHAnsi"/>
+        </w:rPr>
         <w:t>] =</w:t>
       </w:r>
       <w:proofErr w:type="spellStart"/>
       <w:r>
+        <w:rPr>
+          <w:rFonts w:cstheme="minorHAnsi"/>
+        </w:rPr>
         <w:t>arr</w:t>
       </w:r>
       <w:proofErr w:type="spellEnd"/>
       <w:r>
+        <w:rPr>
+          <w:rFonts w:cstheme="minorHAnsi"/>
+        </w:rPr>
         <w:t>[</w:t>
       </w:r>
       <w:proofErr w:type="spellStart"/>
       <w:r>
+        <w:rPr>
+          <w:rFonts w:cstheme="minorHAnsi"/>
+        </w:rPr>
         <w:t>i</w:t>
       </w:r>
       <w:proofErr w:type="spellEnd"/>
       <w:r>
+        <w:rPr>
+          <w:rFonts w:cstheme="minorHAnsi"/>
+        </w:rPr>
         <w:t>];</w:t>
       </w:r>
     </w:p>
     <w:p>
-      <w:r>
-        <w:t xml:space="preserve">        }       </w:t>
-      </w:r>
-    </w:p>
-    <w:p>
-      <w:r>
+      <w:pPr>
+        <w:spacing w:line="360" w:lineRule="auto"/>
+        <w:rPr>
+          <w:rFonts w:cstheme="minorHAnsi"/>
+        </w:rPr>
+      </w:pPr>
+      <w:r>
+        <w:rPr>
+          <w:rFonts w:cstheme="minorHAnsi"/>
+        </w:rPr>
         <w:t>    }</w:t>
       </w:r>
     </w:p>
     <w:p>
       <w:pPr>
-        <w:rPr>
+        <w:spacing w:line="360" w:lineRule="auto"/>
+        <w:rPr>
+          <w:rFonts w:cstheme="minorHAnsi"/>
           <w:b/>
           <w:bCs/>
         </w:rPr>
       </w:pPr>
       <w:r>
         <w:rPr>
+          <w:rFonts w:cstheme="minorHAnsi"/>
           <w:b/>
           <w:bCs/>
         </w:rPr>
-        <w:lastRenderedPageBreak/>
         <w:t>APP2:</w:t>
       </w:r>
       <w:r>
         <w:rPr>
+          <w:rFonts w:cstheme="minorHAnsi"/>
           <w:b/>
           <w:bCs/>
         </w:rPr>
@@ -438,544 +734,309 @@
       </w:r>
     </w:p>
     <w:p>
-      <w:r>
+      <w:pPr>
+        <w:spacing w:line="360" w:lineRule="auto"/>
+        <w:rPr>
+          <w:rFonts w:cstheme="minorHAnsi"/>
+        </w:rPr>
+      </w:pPr>
+      <w:r>
+        <w:rPr>
+          <w:rFonts w:cstheme="minorHAnsi"/>
+        </w:rPr>
         <w:t>class Solution {</w:t>
       </w:r>
     </w:p>
     <w:p>
-      <w:r>
+      <w:pPr>
+        <w:spacing w:line="360" w:lineRule="auto"/>
+        <w:rPr>
+          <w:rFonts w:cstheme="minorHAnsi"/>
+        </w:rPr>
+      </w:pPr>
+      <w:r>
+        <w:rPr>
+          <w:rFonts w:cstheme="minorHAnsi"/>
+        </w:rPr>
         <w:t>    public void merge(int[] nums1, int m, int[] nums2, int n) {</w:t>
       </w:r>
     </w:p>
     <w:p>
-      <w:r>
+      <w:pPr>
+        <w:spacing w:line="360" w:lineRule="auto"/>
+        <w:rPr>
+          <w:rFonts w:cstheme="minorHAnsi"/>
+        </w:rPr>
+      </w:pPr>
+      <w:r>
+        <w:rPr>
+          <w:rFonts w:cstheme="minorHAnsi"/>
+        </w:rPr>
         <w:t xml:space="preserve">        int </w:t>
       </w:r>
       <w:proofErr w:type="spellStart"/>
       <w:r>
+        <w:rPr>
+          <w:rFonts w:cstheme="minorHAnsi"/>
+        </w:rPr>
         <w:t>i</w:t>
       </w:r>
       <w:proofErr w:type="spellEnd"/>
       <w:r>
+        <w:rPr>
+          <w:rFonts w:cstheme="minorHAnsi"/>
+        </w:rPr>
         <w:t xml:space="preserve"> = m-1 , j = n-1;</w:t>
       </w:r>
     </w:p>
     <w:p>
-      <w:r>
+      <w:pPr>
+        <w:spacing w:line="360" w:lineRule="auto"/>
+        <w:rPr>
+          <w:rFonts w:cstheme="minorHAnsi"/>
+        </w:rPr>
+      </w:pPr>
+      <w:r>
+        <w:rPr>
+          <w:rFonts w:cstheme="minorHAnsi"/>
+        </w:rPr>
         <w:t>        int k = m+n-1;</w:t>
       </w:r>
     </w:p>
-    <w:p/>
-    <w:p>
-      <w:r>
+    <w:p>
+      <w:pPr>
+        <w:spacing w:line="360" w:lineRule="auto"/>
+        <w:rPr>
+          <w:rFonts w:cstheme="minorHAnsi"/>
+        </w:rPr>
+      </w:pPr>
+      <w:r>
+        <w:rPr>
+          <w:rFonts w:cstheme="minorHAnsi"/>
+        </w:rPr>
         <w:t>        while(</w:t>
       </w:r>
       <w:proofErr w:type="spellStart"/>
       <w:r>
+        <w:rPr>
+          <w:rFonts w:cstheme="minorHAnsi"/>
+        </w:rPr>
         <w:t>i</w:t>
       </w:r>
       <w:proofErr w:type="spellEnd"/>
       <w:r>
+        <w:rPr>
+          <w:rFonts w:cstheme="minorHAnsi"/>
+        </w:rPr>
         <w:t>&gt;=0 &amp;&amp; j&gt;=0)</w:t>
       </w:r>
     </w:p>
     <w:p>
-      <w:r>
+      <w:pPr>
+        <w:spacing w:line="360" w:lineRule="auto"/>
+        <w:rPr>
+          <w:rFonts w:cstheme="minorHAnsi"/>
+        </w:rPr>
+      </w:pPr>
+      <w:r>
+        <w:rPr>
+          <w:rFonts w:cstheme="minorHAnsi"/>
+        </w:rPr>
         <w:t>        {</w:t>
       </w:r>
     </w:p>
     <w:p>
-      <w:r>
+      <w:pPr>
+        <w:spacing w:line="360" w:lineRule="auto"/>
+        <w:rPr>
+          <w:rFonts w:cstheme="minorHAnsi"/>
+        </w:rPr>
+      </w:pPr>
+      <w:r>
+        <w:rPr>
+          <w:rFonts w:cstheme="minorHAnsi"/>
+        </w:rPr>
         <w:t>            if(nums1[</w:t>
       </w:r>
       <w:proofErr w:type="spellStart"/>
       <w:r>
+        <w:rPr>
+          <w:rFonts w:cstheme="minorHAnsi"/>
+        </w:rPr>
         <w:t>i</w:t>
       </w:r>
       <w:proofErr w:type="spellEnd"/>
       <w:r>
+        <w:rPr>
+          <w:rFonts w:cstheme="minorHAnsi"/>
+        </w:rPr>
         <w:t>]&gt;nums2[j])</w:t>
       </w:r>
     </w:p>
     <w:p>
-      <w:r>
+      <w:pPr>
+        <w:spacing w:line="360" w:lineRule="auto"/>
+        <w:rPr>
+          <w:rFonts w:cstheme="minorHAnsi"/>
+        </w:rPr>
+      </w:pPr>
+      <w:r>
+        <w:rPr>
+          <w:rFonts w:cstheme="minorHAnsi"/>
+        </w:rPr>
         <w:t>                nums1[k] = nums1[</w:t>
       </w:r>
       <w:proofErr w:type="spellStart"/>
       <w:r>
+        <w:rPr>
+          <w:rFonts w:cstheme="minorHAnsi"/>
+        </w:rPr>
         <w:t>i</w:t>
       </w:r>
       <w:proofErr w:type="spellEnd"/>
       <w:r>
+        <w:rPr>
+          <w:rFonts w:cstheme="minorHAnsi"/>
+        </w:rPr>
         <w:t>--];</w:t>
       </w:r>
     </w:p>
     <w:p>
-      <w:r>
+      <w:pPr>
+        <w:spacing w:line="360" w:lineRule="auto"/>
+        <w:rPr>
+          <w:rFonts w:cstheme="minorHAnsi"/>
+        </w:rPr>
+      </w:pPr>
+      <w:r>
+        <w:rPr>
+          <w:rFonts w:cstheme="minorHAnsi"/>
+        </w:rPr>
         <w:t>            else</w:t>
       </w:r>
     </w:p>
     <w:p>
-      <w:r>
+      <w:pPr>
+        <w:spacing w:line="360" w:lineRule="auto"/>
+        <w:rPr>
+          <w:rFonts w:cstheme="minorHAnsi"/>
+        </w:rPr>
+      </w:pPr>
+      <w:r>
+        <w:rPr>
+          <w:rFonts w:cstheme="minorHAnsi"/>
+        </w:rPr>
         <w:t>                nums1[k] = nums2[j--];</w:t>
       </w:r>
     </w:p>
     <w:p>
-      <w:r>
+      <w:pPr>
+        <w:spacing w:line="360" w:lineRule="auto"/>
+        <w:rPr>
+          <w:rFonts w:cstheme="minorHAnsi"/>
+        </w:rPr>
+      </w:pPr>
+      <w:r>
+        <w:rPr>
+          <w:rFonts w:cstheme="minorHAnsi"/>
+        </w:rPr>
         <w:t>            k--;</w:t>
       </w:r>
     </w:p>
     <w:p>
-      <w:r>
+      <w:pPr>
+        <w:spacing w:line="360" w:lineRule="auto"/>
+        <w:rPr>
+          <w:rFonts w:cstheme="minorHAnsi"/>
+        </w:rPr>
+      </w:pPr>
+      <w:r>
+        <w:rPr>
+          <w:rFonts w:cstheme="minorHAnsi"/>
+        </w:rPr>
         <w:t>        }</w:t>
       </w:r>
     </w:p>
-    <w:p/>
-    <w:p>
-      <w:r>
+    <w:p>
+      <w:pPr>
+        <w:spacing w:line="360" w:lineRule="auto"/>
+        <w:rPr>
+          <w:rFonts w:cstheme="minorHAnsi"/>
+        </w:rPr>
+      </w:pPr>
+      <w:r>
+        <w:rPr>
+          <w:rFonts w:cstheme="minorHAnsi"/>
+        </w:rPr>
         <w:t>        while(j &gt;= 0)</w:t>
       </w:r>
     </w:p>
     <w:p>
-      <w:r>
+      <w:pPr>
+        <w:spacing w:line="360" w:lineRule="auto"/>
+        <w:rPr>
+          <w:rFonts w:cstheme="minorHAnsi"/>
+        </w:rPr>
+      </w:pPr>
+      <w:r>
+        <w:rPr>
+          <w:rFonts w:cstheme="minorHAnsi"/>
+        </w:rPr>
         <w:t>            nums1[k--] = nums2[j--];  </w:t>
       </w:r>
     </w:p>
     <w:p>
-      <w:r>
+      <w:pPr>
+        <w:spacing w:line="360" w:lineRule="auto"/>
+        <w:rPr>
+          <w:rFonts w:cstheme="minorHAnsi"/>
+        </w:rPr>
+      </w:pPr>
+      <w:r>
+        <w:rPr>
+          <w:rFonts w:cstheme="minorHAnsi"/>
+        </w:rPr>
         <w:t>    }</w:t>
       </w:r>
     </w:p>
     <w:p>
-      <w:r>
+      <w:pPr>
+        <w:spacing w:line="360" w:lineRule="auto"/>
+        <w:rPr>
+          <w:rFonts w:cstheme="minorHAnsi"/>
+        </w:rPr>
+      </w:pPr>
+      <w:r>
+        <w:rPr>
+          <w:rFonts w:cstheme="minorHAnsi"/>
+        </w:rPr>
         <w:t>}</w:t>
       </w:r>
     </w:p>
-    <w:p/>
-    <w:p/>
-    <w:p/>
-    <w:p/>
-    <w:p/>
-    <w:p/>
-    <w:p/>
-    <w:p/>
-    <w:p/>
-    <w:p>
-      <w:pPr>
-        <w:rPr>
-          <w:b/>
-          <w:bCs/>
-        </w:rPr>
-      </w:pPr>
-      <w:r>
-        <w:rPr>
-          <w:b/>
-          <w:bCs/>
-        </w:rPr>
-        <w:lastRenderedPageBreak/>
-        <w:t>APP3: (advanced)</w:t>
-      </w:r>
-    </w:p>
-    <w:p>
-      <w:pPr>
-        <w:rPr>
-          <w:b/>
-          <w:bCs/>
-        </w:rPr>
-      </w:pPr>
-      <w:r>
-        <w:rPr>
-          <w:b/>
-          <w:bCs/>
-        </w:rPr>
-        <w:t>-&gt;shell sort</w:t>
-      </w:r>
-    </w:p>
-    <w:p>
-      <w:pPr>
-        <w:rPr>
-          <w:b/>
-          <w:bCs/>
-        </w:rPr>
-      </w:pPr>
-      <w:r>
-        <w:rPr>
-          <w:b/>
-          <w:bCs/>
-        </w:rPr>
-        <w:t>TC:O(</w:t>
-      </w:r>
-      <w:proofErr w:type="spellStart"/>
-      <w:r>
-        <w:rPr>
-          <w:b/>
-          <w:bCs/>
-        </w:rPr>
-        <w:t>nlogn</w:t>
-      </w:r>
-      <w:proofErr w:type="spellEnd"/>
-      <w:r>
-        <w:rPr>
-          <w:b/>
-          <w:bCs/>
-        </w:rPr>
-        <w:t>)+O(</w:t>
-      </w:r>
-      <w:proofErr w:type="spellStart"/>
-      <w:r>
-        <w:rPr>
-          <w:b/>
-          <w:bCs/>
-        </w:rPr>
-        <w:t>m+n</w:t>
-      </w:r>
-      <w:proofErr w:type="spellEnd"/>
-      <w:r>
-        <w:rPr>
-          <w:b/>
-          <w:bCs/>
-        </w:rPr>
-        <w:t>) SC:O(1)</w:t>
-      </w:r>
-    </w:p>
-    <w:p>
-      <w:r>
-        <w:t>class Solution {</w:t>
-      </w:r>
-    </w:p>
-    <w:p>
-      <w:r>
-        <w:t>    public void merge(int[] nums1, int m, int[] nums2, int n) {</w:t>
-      </w:r>
-    </w:p>
-    <w:p>
-      <w:r>
-        <w:t xml:space="preserve">        int </w:t>
-      </w:r>
-      <w:proofErr w:type="spellStart"/>
-      <w:r>
-        <w:t>len</w:t>
-      </w:r>
-      <w:proofErr w:type="spellEnd"/>
-      <w:r>
-        <w:t xml:space="preserve"> = </w:t>
-      </w:r>
-      <w:proofErr w:type="spellStart"/>
-      <w:r>
-        <w:t>m+n</w:t>
-      </w:r>
-      <w:proofErr w:type="spellEnd"/>
-      <w:r>
-        <w:t>;</w:t>
-      </w:r>
-    </w:p>
-    <w:p>
-      <w:r>
-        <w:t>        int gap = (</w:t>
-      </w:r>
-      <w:proofErr w:type="spellStart"/>
-      <w:r>
-        <w:t>len</w:t>
-      </w:r>
-      <w:proofErr w:type="spellEnd"/>
-      <w:r>
-        <w:t>/2) +(len%2);</w:t>
-      </w:r>
-    </w:p>
-    <w:p>
-      <w:r>
-        <w:t>        while(gap&gt;0)</w:t>
-      </w:r>
-    </w:p>
-    <w:p>
-      <w:r>
-        <w:t>        {</w:t>
-      </w:r>
-    </w:p>
-    <w:p>
-      <w:r>
-        <w:t>            int left = 0 ;</w:t>
-      </w:r>
-    </w:p>
-    <w:p>
-      <w:r>
-        <w:t>            int right = left +gap;</w:t>
-      </w:r>
-    </w:p>
-    <w:p>
-      <w:r>
-        <w:t>            while(right&lt;</w:t>
-      </w:r>
-      <w:proofErr w:type="spellStart"/>
-      <w:r>
-        <w:t>len</w:t>
-      </w:r>
-      <w:proofErr w:type="spellEnd"/>
-      <w:r>
-        <w:t>)</w:t>
-      </w:r>
-    </w:p>
-    <w:p>
-      <w:r>
-        <w:t>            {</w:t>
-      </w:r>
-    </w:p>
-    <w:p>
-      <w:r>
-        <w:t>                if(left&lt;m &amp;&amp; right&gt;=m)//</w:t>
-      </w:r>
-      <w:r>
-        <w:rPr>
-          <w:b/>
-          <w:bCs/>
-        </w:rPr>
-        <w:t>left in arr1 and right in arr2</w:t>
-      </w:r>
-    </w:p>
-    <w:p>
-      <w:r>
-        <w:t>                {</w:t>
-      </w:r>
-    </w:p>
-    <w:p>
-      <w:r>
-        <w:t>                    if(nums1[left]&gt;nums2[right-m])</w:t>
-      </w:r>
-    </w:p>
-    <w:p>
-      <w:r>
-        <w:t>                    swap(nums1,nums2,left,right-m);</w:t>
-      </w:r>
-    </w:p>
-    <w:p>
-      <w:r>
-        <w:t>                }</w:t>
-      </w:r>
-    </w:p>
-    <w:p>
-      <w:r>
-        <w:t>                else if(left&gt;=m)//</w:t>
-      </w:r>
-      <w:r>
-        <w:rPr>
-          <w:b/>
-          <w:bCs/>
-        </w:rPr>
-        <w:t>left and right in arr2</w:t>
-      </w:r>
-    </w:p>
-    <w:p>
-      <w:r>
-        <w:t>                {</w:t>
-      </w:r>
-    </w:p>
-    <w:p>
-      <w:r>
-        <w:t>                    if(nums2[left-m]&gt;nums2[right-m])</w:t>
-      </w:r>
-    </w:p>
-    <w:p>
-      <w:r>
-        <w:t>                    swap(nums2,nums2,left-m,right-m);</w:t>
-      </w:r>
-    </w:p>
-    <w:p>
-      <w:r>
-        <w:t>                }</w:t>
-      </w:r>
-    </w:p>
-    <w:p>
-      <w:r>
-        <w:t>                else</w:t>
-      </w:r>
-    </w:p>
-    <w:p>
-      <w:r>
-        <w:t>                {</w:t>
-      </w:r>
-    </w:p>
-    <w:p>
-      <w:r>
-        <w:t>                    if(nums1[left]&gt;nums1[right])</w:t>
-      </w:r>
-    </w:p>
-    <w:p>
-      <w:r>
-        <w:t xml:space="preserve">                    swap(nums1,nums1,left ,right);// </w:t>
-      </w:r>
-      <w:r>
-        <w:rPr>
-          <w:b/>
-          <w:bCs/>
-        </w:rPr>
-        <w:t>in arr1</w:t>
-      </w:r>
-    </w:p>
-    <w:p>
-      <w:r>
-        <w:t>                }</w:t>
-      </w:r>
-    </w:p>
-    <w:p>
-      <w:r>
-        <w:lastRenderedPageBreak/>
-        <w:t>                left++;</w:t>
-      </w:r>
-    </w:p>
-    <w:p>
-      <w:r>
-        <w:t>            right++;</w:t>
-      </w:r>
-    </w:p>
-    <w:p>
-      <w:r>
-        <w:t>            }</w:t>
-      </w:r>
-    </w:p>
-    <w:p>
-      <w:r>
-        <w:t>            gap = (gap == 1) ? 0 : (gap / 2 + gap % 2);</w:t>
-      </w:r>
-      <w:r>
-        <w:t>//</w:t>
-      </w:r>
-      <w:r>
-        <w:rPr>
-          <w:b/>
-          <w:bCs/>
-        </w:rPr>
-        <w:t>updating gap</w:t>
-      </w:r>
-      <w:r>
-        <w:t xml:space="preserve">   </w:t>
-      </w:r>
-    </w:p>
-    <w:p>
-      <w:r>
-        <w:t>        }</w:t>
-      </w:r>
-    </w:p>
-    <w:p>
-      <w:r>
-        <w:t xml:space="preserve">        for (int </w:t>
-      </w:r>
-      <w:proofErr w:type="spellStart"/>
-      <w:r>
-        <w:t>i</w:t>
-      </w:r>
-      <w:proofErr w:type="spellEnd"/>
-      <w:r>
-        <w:t xml:space="preserve"> = 0; </w:t>
-      </w:r>
-      <w:proofErr w:type="spellStart"/>
-      <w:r>
-        <w:t>i</w:t>
-      </w:r>
-      <w:proofErr w:type="spellEnd"/>
-      <w:r>
-        <w:t xml:space="preserve"> &lt; n; </w:t>
-      </w:r>
-      <w:proofErr w:type="spellStart"/>
-      <w:r>
-        <w:t>i</w:t>
-      </w:r>
-      <w:proofErr w:type="spellEnd"/>
-      <w:r>
-        <w:t>++) {</w:t>
-      </w:r>
-    </w:p>
-    <w:p>
-      <w:pPr>
-        <w:rPr>
-          <w:b/>
-          <w:bCs/>
-        </w:rPr>
-      </w:pPr>
-      <w:r>
-        <w:t xml:space="preserve">            nums1[m + </w:t>
-      </w:r>
-      <w:proofErr w:type="spellStart"/>
-      <w:r>
-        <w:t>i</w:t>
-      </w:r>
-      <w:proofErr w:type="spellEnd"/>
-      <w:r>
-        <w:t>] = nums2[</w:t>
-      </w:r>
-      <w:proofErr w:type="spellStart"/>
-      <w:r>
-        <w:t>i</w:t>
-      </w:r>
-      <w:proofErr w:type="spellEnd"/>
-      <w:r>
-        <w:t>];</w:t>
-      </w:r>
-      <w:r>
-        <w:t>//</w:t>
-      </w:r>
-      <w:r>
-        <w:rPr>
-          <w:b/>
-          <w:bCs/>
-        </w:rPr>
-        <w:t>copying sorted nums2 to nums1</w:t>
-      </w:r>
-    </w:p>
-    <w:p>
-      <w:r>
-        <w:t xml:space="preserve">        </w:t>
-      </w:r>
-      <w:r>
-        <w:t>}</w:t>
-      </w:r>
-      <w:r>
-        <w:t xml:space="preserve">    </w:t>
-      </w:r>
-    </w:p>
-    <w:p>
-      <w:r>
-        <w:t>    }</w:t>
-      </w:r>
-    </w:p>
-    <w:p/>
-    <w:p>
-      <w:r>
-        <w:t>    void swap(int a[] , int b[] , int x , int y)</w:t>
-      </w:r>
-    </w:p>
-    <w:p>
-      <w:r>
-        <w:t>    {</w:t>
-      </w:r>
-    </w:p>
-    <w:p>
-      <w:r>
-        <w:t>        a[x] = a[x]^b[y];</w:t>
-      </w:r>
-    </w:p>
-    <w:p>
-      <w:r>
-        <w:t>        b[y] = a[x]^b[y];</w:t>
-      </w:r>
-    </w:p>
-    <w:p>
-      <w:r>
-        <w:t>        a[x] = a[x]^b[y];</w:t>
-      </w:r>
-    </w:p>
-    <w:p>
-      <w:r>
-        <w:t>    }</w:t>
-      </w:r>
-    </w:p>
-    <w:p/>
-    <w:p>
-      <w:r>
-        <w:t>}</w:t>
-      </w:r>
-    </w:p>
-    <w:p/>
-    <w:p/>
+    <w:p>
+      <w:pPr>
+        <w:spacing w:line="360" w:lineRule="auto"/>
+        <w:rPr>
+          <w:rFonts w:cstheme="minorHAnsi"/>
+        </w:rPr>
+      </w:pPr>
+    </w:p>
+    <w:p>
+      <w:pPr>
+        <w:spacing w:line="360" w:lineRule="auto"/>
+        <w:rPr>
+          <w:rFonts w:cstheme="minorHAnsi"/>
+        </w:rPr>
+      </w:pPr>
+    </w:p>
+    <w:p>
+      <w:pPr>
+        <w:spacing w:line="360" w:lineRule="auto"/>
+        <w:rPr>
+          <w:rFonts w:cstheme="minorHAnsi"/>
+        </w:rPr>
+      </w:pPr>
+    </w:p>
     <w:sectPr>
       <w:pgSz w:w="11906" w:h="16838"/>
       <w:pgMar w:top="1440" w:right="1440" w:bottom="1440" w:left="1440" w:header="708" w:footer="708" w:gutter="0"/>
@@ -1592,6 +1653,7 @@
   <w:style w:type="character" w:default="1" w:styleId="DefaultParagraphFont">
     <w:name w:val="Default Paragraph Font"/>
     <w:uiPriority w:val="1"/>
+    <w:semiHidden/>
     <w:unhideWhenUsed/>
   </w:style>
   <w:style w:type="table" w:default="1" w:styleId="TableNormal">
